--- a/resumes/bic-2025.docx
+++ b/resumes/bic-2025.docx
@@ -252,6 +252,87 @@
     <w:p>
       <w:r>
         <w:rPr>
+          <w:b/>
+          <w:i w:val="0"/>
+        </w:rPr>
+        <w:t>Suivi de l'accord</w:t>
+      </w:r>
+    </w:p>
+    <w:p>
+      <w:pPr>
+        <w:pStyle w:val="ListBullet"/>
+      </w:pPr>
+      <w:r>
+        <w:rPr>
+          <w:b w:val="0"/>
+          <w:i w:val="0"/>
+        </w:rPr>
+        <w:t xml:space="preserve">Durée : accord à durée indéterminée, entrée en vigueur le 1er jour du mois suivant son dépôt </w:t>
+      </w:r>
+      <w:r>
+        <w:rPr>
+          <w:b w:val="0"/>
+          <w:i/>
+          <w:color w:val="5B6578"/>
+        </w:rPr>
+        <w:t>(Art. 3.1)</w:t>
+      </w:r>
+    </w:p>
+    <w:p>
+      <w:pPr>
+        <w:pStyle w:val="ListBullet"/>
+      </w:pPr>
+      <w:r>
+        <w:rPr>
+          <w:b w:val="0"/>
+          <w:i w:val="0"/>
+        </w:rPr>
+        <w:t xml:space="preserve">Révision : procédure légale classique — une ou plusieurs organisations syndicales représentatives (signataires/adhérentes jusqu'à la fin du cycle électoral, puis toute organisation représentative) peuvent demander une révision ; la Direction doit alors convoquer une négociation dans un délai de 2 mois </w:t>
+      </w:r>
+      <w:r>
+        <w:rPr>
+          <w:b w:val="0"/>
+          <w:i/>
+          <w:color w:val="5B6578"/>
+        </w:rPr>
+        <w:t>(Art. 3.2)</w:t>
+      </w:r>
+    </w:p>
+    <w:p>
+      <w:pPr>
+        <w:pStyle w:val="ListBullet"/>
+      </w:pPr>
+      <w:r>
+        <w:rPr>
+          <w:b w:val="0"/>
+          <w:i w:val="0"/>
+        </w:rPr>
+        <w:t xml:space="preserve">Dénonciation : possible à tout moment par lettre recommandée avec accusé de réception adressée à chacun des signataires ; l'application cesse en principe au dernier jour des mandats des membres du CSE ; l'accord est indivisible, sans dénonciation partielle possible </w:t>
+      </w:r>
+      <w:r>
+        <w:rPr>
+          <w:b w:val="0"/>
+          <w:i/>
+          <w:color w:val="5B6578"/>
+        </w:rPr>
+        <w:t>(Art. 3.3)</w:t>
+      </w:r>
+    </w:p>
+    <w:p>
+      <w:pPr>
+        <w:pStyle w:val="ListBullet"/>
+      </w:pPr>
+      <w:r>
+        <w:rPr>
+          <w:b w:val="0"/>
+          <w:i w:val="0"/>
+        </w:rPr>
+        <w:t>Aucune commission de suivi, bilan annuel ou indicateur de suivi spécifique n'est prévu par cet accord pour contrôler son application.</w:t>
+      </w:r>
+    </w:p>
+    <w:p>
+      <w:r>
+        <w:rPr>
           <w:color w:val="5B6578"/>
           <w:sz w:val="16"/>
         </w:rPr>
@@ -266,6 +347,32 @@
           <w:color w:val="5B6578"/>
         </w:rPr>
         <w:t>Source : accord du 11 mars 2025. Références CCN : art. 2.5.2.2 et 2.5.2.2.3.</w:t>
+      </w:r>
+    </w:p>
+    <w:p>
+      <w:r>
+        <w:rPr>
+          <w:b w:val="0"/>
+          <w:i/>
+          <w:color w:val="5B6578"/>
+        </w:rPr>
+        <w:t xml:space="preserve">Les références entre parenthèses renvoient aux articles de l'accord ou de la CCN des CLCC. Seul le texte intégral fait référence : </w:t>
+      </w:r>
+      <w:r>
+        <w:rPr>
+          <w:b w:val="0"/>
+          <w:i/>
+          <w:color w:val="5B6578"/>
+        </w:rPr>
+        <w:t>accord complet (PDF)</w:t>
+      </w:r>
+      <w:r>
+        <w:rPr>
+          <w:b w:val="0"/>
+          <w:i/>
+          <w:color w:val="5B6578"/>
+        </w:rPr>
+        <w:t>.</w:t>
       </w:r>
     </w:p>
     <w:sectPr>
